--- a/Косвинцев Роман - Отчет.docx
+++ b/Косвинцев Роман - Отчет.docx
@@ -488,7 +488,7 @@
     <w:p>
       <w:pPr>
         <w:spacing w:after="0"/>
-        <w:jc w:val="center"/>
+        <w:jc w:val="both"/>
         <w:rPr>
           <w:rFonts w:ascii="Times New Roman" w:hAnsi="Times New Roman"/>
           <w:sz w:val="26"/>
@@ -523,7 +523,24 @@
           <w:sz w:val="26"/>
           <w:szCs w:val="26"/>
         </w:rPr>
-        <w:t>Пермь, 2024 год</w:t>
+        <w:t>Пермь, 202</w:t>
+      </w:r>
+      <w:r>
+        <w:rPr>
+          <w:rFonts w:hint="default" w:ascii="Times New Roman" w:hAnsi="Times New Roman" w:eastAsia="Calibri"/>
+          <w:sz w:val="26"/>
+          <w:szCs w:val="26"/>
+          <w:lang w:val="en-US"/>
+        </w:rPr>
+        <w:t>5</w:t>
+      </w:r>
+      <w:r>
+        <w:rPr>
+          <w:rFonts w:ascii="Times New Roman" w:hAnsi="Times New Roman" w:eastAsia="Calibri"/>
+          <w:sz w:val="26"/>
+          <w:szCs w:val="26"/>
+        </w:rPr>
+        <w:t xml:space="preserve"> год</w:t>
       </w:r>
     </w:p>
     <w:p>
@@ -562,25 +579,10 @@
     </w:p>
     <w:p>
       <w:pPr>
-        <w:pStyle w:val="23"/>
-        <w:keepNext w:val="0"/>
-        <w:keepLines w:val="0"/>
-        <w:pageBreakBefore w:val="0"/>
-        <w:widowControl/>
+        <w:pStyle w:val="22"/>
         <w:tabs>
           <w:tab w:val="right" w:leader="dot" w:pos="9355"/>
         </w:tabs>
-        <w:kinsoku/>
-        <w:wordWrap/>
-        <w:overflowPunct/>
-        <w:topLinePunct w:val="0"/>
-        <w:autoSpaceDE/>
-        <w:autoSpaceDN/>
-        <w:bidi w:val="0"/>
-        <w:adjustRightInd/>
-        <w:snapToGrid/>
-        <w:spacing w:after="0" w:line="360" w:lineRule="auto"/>
-        <w:textAlignment w:val="auto"/>
         <w:rPr>
           <w:rFonts w:hint="default" w:ascii="Times New Roman" w:hAnsi="Times New Roman" w:cs="Times New Roman"/>
           <w:sz w:val="26"/>
@@ -630,7 +632,7 @@
           <w:szCs w:val="26"/>
           <w:lang w:val="en-US"/>
         </w:rPr>
-        <w:instrText xml:space="preserve"> HYPERLINK \l _Toc13810 </w:instrText>
+        <w:instrText xml:space="preserve"> HYPERLINK \l _Toc27196 </w:instrText>
       </w:r>
       <w:r>
         <w:rPr>
@@ -681,7 +683,7 @@
           <w:sz w:val="26"/>
           <w:szCs w:val="26"/>
         </w:rPr>
-        <w:instrText xml:space="preserve"> PAGEREF _Toc13810 \h </w:instrText>
+        <w:instrText xml:space="preserve"> PAGEREF _Toc27196 \h </w:instrText>
       </w:r>
       <w:r>
         <w:rPr>
@@ -719,25 +721,10 @@
     </w:p>
     <w:p>
       <w:pPr>
-        <w:pStyle w:val="23"/>
-        <w:keepNext w:val="0"/>
-        <w:keepLines w:val="0"/>
-        <w:pageBreakBefore w:val="0"/>
-        <w:widowControl/>
+        <w:pStyle w:val="22"/>
         <w:tabs>
           <w:tab w:val="right" w:leader="dot" w:pos="9355"/>
         </w:tabs>
-        <w:kinsoku/>
-        <w:wordWrap/>
-        <w:overflowPunct/>
-        <w:topLinePunct w:val="0"/>
-        <w:autoSpaceDE/>
-        <w:autoSpaceDN/>
-        <w:bidi w:val="0"/>
-        <w:adjustRightInd/>
-        <w:snapToGrid/>
-        <w:spacing w:after="0" w:line="360" w:lineRule="auto"/>
-        <w:textAlignment w:val="auto"/>
         <w:rPr>
           <w:rFonts w:hint="default" w:ascii="Times New Roman" w:hAnsi="Times New Roman" w:cs="Times New Roman"/>
           <w:sz w:val="26"/>
@@ -760,7 +747,7 @@
           <w:szCs w:val="26"/>
           <w:lang w:val="en-US"/>
         </w:rPr>
-        <w:instrText xml:space="preserve"> HYPERLINK \l _Toc32217 </w:instrText>
+        <w:instrText xml:space="preserve"> HYPERLINK \l _Toc5015 </w:instrText>
       </w:r>
       <w:r>
         <w:rPr>
@@ -802,7 +789,7 @@
           <w:sz w:val="26"/>
           <w:szCs w:val="26"/>
         </w:rPr>
-        <w:instrText xml:space="preserve"> PAGEREF _Toc32217 \h </w:instrText>
+        <w:instrText xml:space="preserve"> PAGEREF _Toc5015 \h </w:instrText>
       </w:r>
       <w:r>
         <w:rPr>
@@ -818,7 +805,7 @@
           <w:sz w:val="26"/>
           <w:szCs w:val="26"/>
         </w:rPr>
-        <w:t>4</w:t>
+        <w:t>6</w:t>
       </w:r>
       <w:r>
         <w:rPr>
@@ -840,25 +827,10 @@
     </w:p>
     <w:p>
       <w:pPr>
-        <w:pStyle w:val="23"/>
-        <w:keepNext w:val="0"/>
-        <w:keepLines w:val="0"/>
-        <w:pageBreakBefore w:val="0"/>
-        <w:widowControl/>
+        <w:pStyle w:val="22"/>
         <w:tabs>
           <w:tab w:val="right" w:leader="dot" w:pos="9355"/>
         </w:tabs>
-        <w:kinsoku/>
-        <w:wordWrap/>
-        <w:overflowPunct/>
-        <w:topLinePunct w:val="0"/>
-        <w:autoSpaceDE/>
-        <w:autoSpaceDN/>
-        <w:bidi w:val="0"/>
-        <w:adjustRightInd/>
-        <w:snapToGrid/>
-        <w:spacing w:after="0" w:line="360" w:lineRule="auto"/>
-        <w:textAlignment w:val="auto"/>
         <w:rPr>
           <w:rFonts w:hint="default" w:ascii="Times New Roman" w:hAnsi="Times New Roman" w:cs="Times New Roman"/>
           <w:sz w:val="26"/>
@@ -881,7 +853,7 @@
           <w:szCs w:val="26"/>
           <w:lang w:val="en-US"/>
         </w:rPr>
-        <w:instrText xml:space="preserve"> HYPERLINK \l _Toc16214 </w:instrText>
+        <w:instrText xml:space="preserve"> HYPERLINK \l _Toc6722 </w:instrText>
       </w:r>
       <w:r>
         <w:rPr>
@@ -899,7 +871,7 @@
           <w:szCs w:val="26"/>
           <w:lang w:val="ru-RU"/>
         </w:rPr>
-        <w:t>3 Анализ</w:t>
+        <w:t>3 Проектирование.</w:t>
       </w:r>
       <w:r>
         <w:rPr>
@@ -923,7 +895,7 @@
           <w:sz w:val="26"/>
           <w:szCs w:val="26"/>
         </w:rPr>
-        <w:instrText xml:space="preserve"> PAGEREF _Toc16214 \h </w:instrText>
+        <w:instrText xml:space="preserve"> PAGEREF _Toc6722 \h </w:instrText>
       </w:r>
       <w:r>
         <w:rPr>
@@ -939,7 +911,7 @@
           <w:sz w:val="26"/>
           <w:szCs w:val="26"/>
         </w:rPr>
-        <w:t>5</w:t>
+        <w:t>7</w:t>
       </w:r>
       <w:r>
         <w:rPr>
@@ -961,25 +933,10 @@
     </w:p>
     <w:p>
       <w:pPr>
-        <w:pStyle w:val="23"/>
-        <w:keepNext w:val="0"/>
-        <w:keepLines w:val="0"/>
-        <w:pageBreakBefore w:val="0"/>
-        <w:widowControl/>
+        <w:pStyle w:val="22"/>
         <w:tabs>
           <w:tab w:val="right" w:leader="dot" w:pos="9355"/>
         </w:tabs>
-        <w:kinsoku/>
-        <w:wordWrap/>
-        <w:overflowPunct/>
-        <w:topLinePunct w:val="0"/>
-        <w:autoSpaceDE/>
-        <w:autoSpaceDN/>
-        <w:bidi w:val="0"/>
-        <w:adjustRightInd/>
-        <w:snapToGrid/>
-        <w:spacing w:after="0" w:line="360" w:lineRule="auto"/>
-        <w:textAlignment w:val="auto"/>
         <w:rPr>
           <w:rFonts w:hint="default" w:ascii="Times New Roman" w:hAnsi="Times New Roman" w:cs="Times New Roman"/>
           <w:sz w:val="26"/>
@@ -1002,7 +959,7 @@
           <w:szCs w:val="26"/>
           <w:lang w:val="en-US"/>
         </w:rPr>
-        <w:instrText xml:space="preserve"> HYPERLINK \l _Toc13816 </w:instrText>
+        <w:instrText xml:space="preserve"> HYPERLINK \l _Toc13497 </w:instrText>
       </w:r>
       <w:r>
         <w:rPr>
@@ -1020,7 +977,7 @@
           <w:szCs w:val="26"/>
           <w:lang w:val="ru-RU"/>
         </w:rPr>
-        <w:t>4 Проектирование</w:t>
+        <w:t>4 Задания 1 и 2. Методы работы с коллекциями.</w:t>
       </w:r>
       <w:r>
         <w:rPr>
@@ -1044,7 +1001,7 @@
           <w:sz w:val="26"/>
           <w:szCs w:val="26"/>
         </w:rPr>
-        <w:instrText xml:space="preserve"> PAGEREF _Toc13816 \h </w:instrText>
+        <w:instrText xml:space="preserve"> PAGEREF _Toc13497 \h </w:instrText>
       </w:r>
       <w:r>
         <w:rPr>
@@ -1060,7 +1017,7 @@
           <w:sz w:val="26"/>
           <w:szCs w:val="26"/>
         </w:rPr>
-        <w:t>6</w:t>
+        <w:t>8</w:t>
       </w:r>
       <w:r>
         <w:rPr>
@@ -1082,25 +1039,10 @@
     </w:p>
     <w:p>
       <w:pPr>
-        <w:pStyle w:val="23"/>
-        <w:keepNext w:val="0"/>
-        <w:keepLines w:val="0"/>
-        <w:pageBreakBefore w:val="0"/>
-        <w:widowControl/>
+        <w:pStyle w:val="22"/>
         <w:tabs>
           <w:tab w:val="right" w:leader="dot" w:pos="9355"/>
         </w:tabs>
-        <w:kinsoku/>
-        <w:wordWrap/>
-        <w:overflowPunct/>
-        <w:topLinePunct w:val="0"/>
-        <w:autoSpaceDE/>
-        <w:autoSpaceDN/>
-        <w:bidi w:val="0"/>
-        <w:adjustRightInd/>
-        <w:snapToGrid/>
-        <w:spacing w:after="0" w:line="360" w:lineRule="auto"/>
-        <w:textAlignment w:val="auto"/>
         <w:rPr>
           <w:rFonts w:hint="default" w:ascii="Times New Roman" w:hAnsi="Times New Roman" w:cs="Times New Roman"/>
           <w:sz w:val="26"/>
@@ -1123,7 +1065,7 @@
           <w:szCs w:val="26"/>
           <w:lang w:val="en-US"/>
         </w:rPr>
-        <w:instrText xml:space="preserve"> HYPERLINK \l _Toc19633 </w:instrText>
+        <w:instrText xml:space="preserve"> HYPERLINK \l _Toc30177 </w:instrText>
       </w:r>
       <w:r>
         <w:rPr>
@@ -1141,16 +1083,16 @@
           <w:szCs w:val="26"/>
           <w:lang w:val="en-US"/>
         </w:rPr>
-        <w:t xml:space="preserve">5 </w:t>
-      </w:r>
-      <w:r>
-        <w:rPr>
-          <w:rFonts w:hint="default" w:ascii="Times New Roman" w:hAnsi="Times New Roman" w:cs="Times New Roman"/>
-          <w:sz w:val="26"/>
-          <w:szCs w:val="26"/>
-          <w:lang w:val="ru-RU"/>
-        </w:rPr>
-        <w:t>Программирование</w:t>
+        <w:t>5</w:t>
+      </w:r>
+      <w:r>
+        <w:rPr>
+          <w:rFonts w:hint="default" w:ascii="Times New Roman" w:hAnsi="Times New Roman" w:cs="Times New Roman"/>
+          <w:sz w:val="26"/>
+          <w:szCs w:val="26"/>
+          <w:lang w:val="ru-RU"/>
+        </w:rPr>
+        <w:t xml:space="preserve"> Задание 3. Результаты</w:t>
       </w:r>
       <w:r>
         <w:rPr>
@@ -1174,7 +1116,7 @@
           <w:sz w:val="26"/>
           <w:szCs w:val="26"/>
         </w:rPr>
-        <w:instrText xml:space="preserve"> PAGEREF _Toc19633 \h </w:instrText>
+        <w:instrText xml:space="preserve"> PAGEREF _Toc30177 \h </w:instrText>
       </w:r>
       <w:r>
         <w:rPr>
@@ -1190,7 +1132,7 @@
           <w:sz w:val="26"/>
           <w:szCs w:val="26"/>
         </w:rPr>
-        <w:t>17</w:t>
+        <w:t>9</w:t>
       </w:r>
       <w:r>
         <w:rPr>
@@ -1212,25 +1154,10 @@
     </w:p>
     <w:p>
       <w:pPr>
-        <w:pStyle w:val="23"/>
-        <w:keepNext w:val="0"/>
-        <w:keepLines w:val="0"/>
-        <w:pageBreakBefore w:val="0"/>
-        <w:widowControl/>
+        <w:pStyle w:val="22"/>
         <w:tabs>
           <w:tab w:val="right" w:leader="dot" w:pos="9355"/>
         </w:tabs>
-        <w:kinsoku/>
-        <w:wordWrap/>
-        <w:overflowPunct/>
-        <w:topLinePunct w:val="0"/>
-        <w:autoSpaceDE/>
-        <w:autoSpaceDN/>
-        <w:bidi w:val="0"/>
-        <w:adjustRightInd/>
-        <w:snapToGrid/>
-        <w:spacing w:after="0" w:line="360" w:lineRule="auto"/>
-        <w:textAlignment w:val="auto"/>
         <w:rPr>
           <w:rFonts w:hint="default" w:ascii="Times New Roman" w:hAnsi="Times New Roman" w:cs="Times New Roman"/>
           <w:sz w:val="26"/>
@@ -1253,7 +1180,7 @@
           <w:szCs w:val="26"/>
           <w:lang w:val="en-US"/>
         </w:rPr>
-        <w:instrText xml:space="preserve"> HYPERLINK \l _Toc21714 </w:instrText>
+        <w:instrText xml:space="preserve"> HYPERLINK \l _Toc27890 </w:instrText>
       </w:r>
       <w:r>
         <w:rPr>
@@ -1269,9 +1196,18 @@
           <w:rFonts w:hint="default" w:ascii="Times New Roman" w:hAnsi="Times New Roman" w:cs="Times New Roman"/>
           <w:sz w:val="26"/>
           <w:szCs w:val="26"/>
-          <w:lang w:val="ru-RU"/>
-        </w:rPr>
-        <w:t>6 Тестирование</w:t>
+          <w:lang w:val="en-US"/>
+        </w:rPr>
+        <w:t xml:space="preserve">6 </w:t>
+      </w:r>
+      <w:r>
+        <w:rPr>
+          <w:rFonts w:hint="default" w:ascii="Times New Roman" w:hAnsi="Times New Roman" w:cs="Times New Roman"/>
+          <w:sz w:val="26"/>
+          <w:szCs w:val="26"/>
+          <w:lang w:val="ru-RU"/>
+        </w:rPr>
+        <w:t>Код программы.</w:t>
       </w:r>
       <w:r>
         <w:rPr>
@@ -1295,7 +1231,7 @@
           <w:sz w:val="26"/>
           <w:szCs w:val="26"/>
         </w:rPr>
-        <w:instrText xml:space="preserve"> PAGEREF _Toc21714 \h </w:instrText>
+        <w:instrText xml:space="preserve"> PAGEREF _Toc27890 \h </w:instrText>
       </w:r>
       <w:r>
         <w:rPr>
@@ -1311,7 +1247,7 @@
           <w:sz w:val="26"/>
           <w:szCs w:val="26"/>
         </w:rPr>
-        <w:t>18</w:t>
+        <w:t>13</w:t>
       </w:r>
       <w:r>
         <w:rPr>
@@ -1375,7 +1311,7 @@
         </w:rPr>
       </w:pPr>
       <w:bookmarkStart w:id="2" w:name="_Toc11787"/>
-      <w:bookmarkStart w:id="3" w:name="_Toc13810"/>
+      <w:bookmarkStart w:id="3" w:name="_Toc27196"/>
       <w:r>
         <w:rPr>
           <w:rFonts w:hint="default"/>
@@ -2251,7 +2187,7 @@
       </w:pPr>
       <w:bookmarkStart w:id="4" w:name="_Toc12800"/>
       <w:bookmarkStart w:id="5" w:name="_Toc1881710683"/>
-      <w:bookmarkStart w:id="6" w:name="_Toc32217"/>
+      <w:bookmarkStart w:id="6" w:name="_Toc5015"/>
       <w:r>
         <w:rPr>
           <w:rFonts w:hint="default"/>
@@ -2390,6 +2326,12 @@
             <w:insideH w:val="single" w:color="auto" w:sz="4" w:space="0"/>
             <w:insideV w:val="single" w:color="auto" w:sz="4" w:space="0"/>
           </w:tblBorders>
+          <w:tblCellMar>
+            <w:top w:w="0" w:type="dxa"/>
+            <w:left w:w="108" w:type="dxa"/>
+            <w:bottom w:w="0" w:type="dxa"/>
+            <w:right w:w="108" w:type="dxa"/>
+          </w:tblCellMar>
         </w:tblPrEx>
         <w:tc>
           <w:tcPr>
@@ -2567,6 +2509,12 @@
             <w:insideH w:val="single" w:color="auto" w:sz="4" w:space="0"/>
             <w:insideV w:val="single" w:color="auto" w:sz="4" w:space="0"/>
           </w:tblBorders>
+          <w:tblCellMar>
+            <w:top w:w="0" w:type="dxa"/>
+            <w:left w:w="108" w:type="dxa"/>
+            <w:bottom w:w="0" w:type="dxa"/>
+            <w:right w:w="108" w:type="dxa"/>
+          </w:tblCellMar>
         </w:tblPrEx>
         <w:tc>
           <w:tcPr>
@@ -2703,8 +2651,8 @@
         </w:rPr>
       </w:pPr>
       <w:bookmarkStart w:id="7" w:name="_Toc2182"/>
-      <w:bookmarkStart w:id="8" w:name="_Toc16214"/>
-      <w:bookmarkStart w:id="9" w:name="_Toc2067263459"/>
+      <w:bookmarkStart w:id="8" w:name="_Toc2067263459"/>
+      <w:bookmarkStart w:id="9" w:name="_Toc6722"/>
       <w:r>
         <w:rPr>
           <w:rFonts w:hint="default"/>
@@ -2714,14 +2662,14 @@
       </w:r>
       <w:bookmarkEnd w:id="7"/>
       <w:bookmarkEnd w:id="8"/>
+      <w:r>
+        <w:rPr>
+          <w:rFonts w:hint="default"/>
+          <w:lang w:val="ru-RU"/>
+        </w:rPr>
+        <w:t>Проектирование.</w:t>
+      </w:r>
       <w:bookmarkEnd w:id="9"/>
-      <w:r>
-        <w:rPr>
-          <w:rFonts w:hint="default"/>
-          <w:lang w:val="ru-RU"/>
-        </w:rPr>
-        <w:t>Задания 1 и 2. Проектирование.</w:t>
-      </w:r>
     </w:p>
     <w:p>
       <w:pPr>
@@ -2731,6 +2679,113 @@
           <w:lang w:val="ru-RU"/>
         </w:rPr>
       </w:pPr>
+      <w:r>
+        <w:rPr>
+          <w:rFonts w:hint="default"/>
+          <w:lang w:val="ru-RU"/>
+        </w:rPr>
+        <w:t xml:space="preserve">В лабораторной используется самостоятельно написанная библиотека </w:t>
+      </w:r>
+      <w:r>
+        <w:rPr>
+          <w:rFonts w:hint="default"/>
+          <w:lang w:val="en-US"/>
+        </w:rPr>
+        <w:t>InputLibrary</w:t>
+      </w:r>
+      <w:r>
+        <w:rPr>
+          <w:rFonts w:hint="default"/>
+          <w:lang w:val="ru-RU"/>
+        </w:rPr>
+        <w:t>. Основная идея библиотеки заключается в создании цепочек трансформаций и проверок вводимой информации (например строка -</w:t>
+      </w:r>
+      <w:r>
+        <w:rPr>
+          <w:rFonts w:hint="default"/>
+          <w:lang w:val="en-US"/>
+        </w:rPr>
+        <w:t xml:space="preserve">&gt; </w:t>
+      </w:r>
+      <w:r>
+        <w:rPr>
+          <w:rFonts w:hint="default"/>
+          <w:lang w:val="ru-RU"/>
+        </w:rPr>
+        <w:t xml:space="preserve">число </w:t>
+      </w:r>
+      <w:r>
+        <w:rPr>
+          <w:rFonts w:hint="default"/>
+          <w:lang w:val="en-US"/>
+        </w:rPr>
+        <w:t xml:space="preserve">-&gt; </w:t>
+      </w:r>
+      <w:r>
+        <w:rPr>
+          <w:rFonts w:hint="default"/>
+          <w:lang w:val="ru-RU"/>
+        </w:rPr>
+        <w:t>натуральное число</w:t>
+      </w:r>
+      <w:r>
+        <w:rPr>
+          <w:rFonts w:hint="default"/>
+          <w:lang w:val="en-US"/>
+        </w:rPr>
+        <w:t xml:space="preserve"> </w:t>
+      </w:r>
+      <w:r>
+        <w:rPr>
+          <w:rFonts w:hint="default"/>
+          <w:lang w:val="ru-RU"/>
+        </w:rPr>
+        <w:t xml:space="preserve">не больше длины массива). Цепочки инкапсулируются в классе </w:t>
+      </w:r>
+      <w:r>
+        <w:rPr>
+          <w:rFonts w:hint="default"/>
+          <w:lang w:val="en-US"/>
+        </w:rPr>
+        <w:t>ChainInput</w:t>
+      </w:r>
+      <w:r>
+        <w:rPr>
+          <w:rFonts w:hint="default"/>
+          <w:lang w:val="ru-RU"/>
+        </w:rPr>
+        <w:t xml:space="preserve">. Трансформации представляются объектами делегата </w:t>
+      </w:r>
+      <w:r>
+        <w:rPr>
+          <w:rFonts w:hint="default"/>
+          <w:lang w:val="en-US"/>
+        </w:rPr>
+        <w:t>TryTransform</w:t>
+      </w:r>
+      <w:r>
+        <w:rPr>
+          <w:rFonts w:hint="default"/>
+          <w:lang w:val="ru-RU"/>
+        </w:rPr>
+        <w:t>. Проверки - частный случай трансформаций не меняющих вводимый объект.</w:t>
+      </w:r>
+    </w:p>
+    <w:p>
+      <w:pPr>
+        <w:pStyle w:val="36"/>
+        <w:rPr>
+          <w:rFonts w:hint="default"/>
+          <w:lang w:val="ru-RU"/>
+        </w:rPr>
+      </w:pPr>
+      <w:r>
+        <w:rPr>
+          <w:rFonts w:hint="default"/>
+          <w:lang w:val="ru-RU"/>
+        </w:rPr>
+        <w:t>Кроме приведённых выше абстракций в библиотеку входит набор статических объектов и методов реализующих частые цепочки ввода, трансформации и проверки.</w:t>
+      </w:r>
     </w:p>
     <w:p>
       <w:pPr>
@@ -2741,9 +2796,9 @@
           <w:lang w:val="ru-RU"/>
         </w:rPr>
       </w:pPr>
-      <w:bookmarkStart w:id="10" w:name="_Toc30832"/>
-      <w:bookmarkStart w:id="11" w:name="_Toc359030600"/>
-      <w:bookmarkStart w:id="12" w:name="_Toc13816"/>
+      <w:bookmarkStart w:id="10" w:name="_Toc359030600"/>
+      <w:bookmarkStart w:id="11" w:name="_Toc30832"/>
+      <w:bookmarkStart w:id="12" w:name="_Toc13497"/>
       <w:r>
         <w:rPr>
           <w:rFonts w:hint="default"/>
@@ -2753,14 +2808,14 @@
       </w:r>
       <w:bookmarkEnd w:id="10"/>
       <w:bookmarkEnd w:id="11"/>
+      <w:r>
+        <w:rPr>
+          <w:rFonts w:hint="default"/>
+          <w:lang w:val="ru-RU"/>
+        </w:rPr>
+        <w:t>Задания 1 и 2. Методы работы с коллекциями.</w:t>
+      </w:r>
       <w:bookmarkEnd w:id="12"/>
-      <w:r>
-        <w:rPr>
-          <w:rFonts w:hint="default"/>
-          <w:lang w:val="ru-RU"/>
-        </w:rPr>
-        <w:t>Задания 1 и 2. Методы работы с коллекциями.</w:t>
-      </w:r>
     </w:p>
     <w:p>
       <w:pPr>
@@ -2789,7 +2844,7 @@
           <w:rFonts w:hint="default"/>
           <w:lang w:val="ru-RU"/>
         </w:rPr>
-        <w:t xml:space="preserve">копирующий элементы в массив. Для кобавления и удаления элементов </w:t>
+        <w:t xml:space="preserve">копирующий элементы в массив. Для добавления и удаления элементов </w:t>
       </w:r>
       <w:r>
         <w:rPr>
@@ -2861,8 +2916,6 @@
         </w:rPr>
         <w:t>.</w:t>
       </w:r>
-      <w:bookmarkStart w:id="15" w:name="_GoBack"/>
-      <w:bookmarkEnd w:id="15"/>
     </w:p>
     <w:p>
       <w:pPr>
@@ -2873,8 +2926,7 @@
           <w:lang w:val="ru-RU"/>
         </w:rPr>
       </w:pPr>
-      <w:bookmarkStart w:id="13" w:name="_Toc7331"/>
-      <w:bookmarkStart w:id="14" w:name="_Toc21714"/>
+      <w:bookmarkStart w:id="13" w:name="_Toc30177"/>
       <w:r>
         <w:rPr>
           <w:rFonts w:hint="default"/>
@@ -2887,51 +2939,9 @@
           <w:rFonts w:hint="default"/>
           <w:lang w:val="ru-RU"/>
         </w:rPr>
-        <w:t xml:space="preserve"> </w:t>
+        <w:t xml:space="preserve"> Задание 3. Результаты</w:t>
       </w:r>
       <w:bookmarkEnd w:id="13"/>
-      <w:bookmarkEnd w:id="14"/>
-      <w:r>
-        <w:rPr>
-          <w:rFonts w:hint="default"/>
-          <w:lang w:val="ru-RU"/>
-        </w:rPr>
-        <w:t>Задание 3. Проектирование.</w:t>
-      </w:r>
-    </w:p>
-    <w:p>
-      <w:pPr>
-        <w:pStyle w:val="36"/>
-        <w:bidi w:val="0"/>
-        <w:rPr>
-          <w:rFonts w:hint="default"/>
-          <w:lang w:val="ru-RU"/>
-        </w:rPr>
-      </w:pPr>
-    </w:p>
-    <w:p>
-      <w:pPr>
-        <w:pStyle w:val="37"/>
-        <w:bidi w:val="0"/>
-        <w:rPr>
-          <w:rFonts w:hint="default"/>
-          <w:lang w:val="ru-RU"/>
-        </w:rPr>
-      </w:pPr>
-      <w:r>
-        <w:rPr>
-          <w:rFonts w:hint="default"/>
-          <w:lang w:val="en-US"/>
-        </w:rPr>
-        <w:t>6</w:t>
-      </w:r>
-      <w:r>
-        <w:rPr>
-          <w:rFonts w:hint="default"/>
-          <w:lang w:val="ru-RU"/>
-        </w:rPr>
-        <w:t xml:space="preserve"> Задание 3. Результаты</w:t>
-      </w:r>
     </w:p>
     <w:p>
       <w:pPr>
@@ -5958,7 +5968,7 @@
           <w:rFonts w:hint="default"/>
           <w:lang w:val="ru-RU" w:eastAsia="zh-CN"/>
         </w:rPr>
-        <w:t xml:space="preserve">Как видно по выводу наибольшее влияние на производительность оказывает общее колицество операций (включая все пересоздания коллекции). Наиболее вероятная причина - </w:t>
+        <w:t xml:space="preserve">Как видно по выводу наибольшее влияние на среднее время выполнения операции оказывает общее количество операций (включая все пересоздания коллекции). Наиболее вероятная причина - </w:t>
       </w:r>
       <w:r>
         <w:rPr>
@@ -5994,41 +6004,33 @@
     </w:p>
     <w:p>
       <w:pPr>
+        <w:pStyle w:val="37"/>
+        <w:bidi w:val="0"/>
+        <w:rPr>
+          <w:rFonts w:hint="default"/>
+          <w:lang w:val="ru-RU"/>
+        </w:rPr>
+      </w:pPr>
+      <w:bookmarkStart w:id="14" w:name="_Toc27890"/>
+      <w:r>
+        <w:rPr>
+          <w:rFonts w:hint="default"/>
+          <w:lang w:val="en-US"/>
+        </w:rPr>
+        <w:t xml:space="preserve">6 </w:t>
+      </w:r>
+      <w:r>
+        <w:rPr>
+          <w:rFonts w:hint="default"/>
+          <w:lang w:val="ru-RU"/>
+        </w:rPr>
+        <w:t>Код программы.</w:t>
+      </w:r>
+      <w:bookmarkEnd w:id="14"/>
+    </w:p>
+    <w:p>
+      <w:pPr>
         <w:pStyle w:val="36"/>
-        <w:bidi w:val="0"/>
-        <w:rPr>
-          <w:rFonts w:hint="default"/>
-          <w:lang w:val="ru-RU" w:eastAsia="zh-CN"/>
-        </w:rPr>
-      </w:pPr>
-    </w:p>
-    <w:p>
-      <w:pPr>
-        <w:pStyle w:val="37"/>
-        <w:bidi w:val="0"/>
-        <w:rPr>
-          <w:rFonts w:hint="default"/>
-          <w:lang w:val="ru-RU"/>
-        </w:rPr>
-      </w:pPr>
-      <w:r>
-        <w:rPr>
-          <w:rFonts w:hint="default"/>
-          <w:lang w:val="en-US"/>
-        </w:rPr>
-        <w:t xml:space="preserve">7 </w:t>
-      </w:r>
-      <w:r>
-        <w:rPr>
-          <w:rFonts w:hint="default"/>
-          <w:lang w:val="ru-RU"/>
-        </w:rPr>
-        <w:t>Код программы.</w:t>
-      </w:r>
-    </w:p>
-    <w:p>
-      <w:pPr>
-        <w:pStyle w:val="36"/>
         <w:rPr>
           <w:rFonts w:hint="default"/>
           <w:lang w:val="ru-RU"/>
@@ -6085,7 +6087,7 @@
       </w:r>
       <w:r>
         <w:rPr>
-          <w:rStyle w:val="19"/>
+          <w:rStyle w:val="17"/>
           <w:rFonts w:hint="default"/>
           <w:lang w:val="en-US"/>
         </w:rPr>
@@ -6189,6 +6191,8 @@
         </w:rPr>
         <w:t>из лабораторной работы 10.</w:t>
       </w:r>
+      <w:bookmarkStart w:id="15" w:name="_GoBack"/>
+      <w:bookmarkEnd w:id="15"/>
     </w:p>
     <w:sectPr>
       <w:footerReference r:id="rId8" w:type="first"/>
@@ -6243,7 +6247,7 @@
 <w:ftr xmlns:wpc="http://schemas.microsoft.com/office/word/2010/wordprocessingCanvas" xmlns:mc="http://schemas.openxmlformats.org/markup-compatibility/2006" xmlns:o="urn:schemas-microsoft-com:office:office" xmlns:r="http://schemas.openxmlformats.org/officeDocument/2006/relationships" xmlns:m="http://schemas.openxmlformats.org/officeDocument/2006/math" xmlns:v="urn:schemas-microsoft-com:vml" xmlns:wp14="http://schemas.microsoft.com/office/word/2010/wordprocessingDrawing" xmlns:wp="http://schemas.openxmlformats.org/drawingml/2006/wordprocessingDrawing" xmlns:w10="urn:schemas-microsoft-com:office:word" xmlns:w="http://schemas.openxmlformats.org/wordprocessingml/2006/main" xmlns:w14="http://schemas.microsoft.com/office/word/2010/wordml" xmlns:w15="http://schemas.microsoft.com/office/word/2012/wordml" xmlns:wpg="http://schemas.microsoft.com/office/word/2010/wordprocessingGroup" xmlns:wpi="http://schemas.microsoft.com/office/word/2010/wordprocessingInk" xmlns:wne="http://schemas.microsoft.com/office/word/2006/wordml" xmlns:wps="http://schemas.microsoft.com/office/word/2010/wordprocessingShape" xmlns:wpsCustomData="http://www.wps.cn/officeDocument/2013/wpsCustomData" mc:Ignorable="w14 w15 wp14">
   <w:p>
     <w:pPr>
-      <w:pStyle w:val="17"/>
+      <w:pStyle w:val="29"/>
       <w:jc w:val="center"/>
       <w:rPr>
         <w:rFonts w:hint="default" w:ascii="Times New Roman" w:hAnsi="Times New Roman" w:cs="Times New Roman"/>
@@ -6287,7 +6291,7 @@
 <w:ftr xmlns:wpc="http://schemas.microsoft.com/office/word/2010/wordprocessingCanvas" xmlns:mc="http://schemas.openxmlformats.org/markup-compatibility/2006" xmlns:o="urn:schemas-microsoft-com:office:office" xmlns:r="http://schemas.openxmlformats.org/officeDocument/2006/relationships" xmlns:m="http://schemas.openxmlformats.org/officeDocument/2006/math" xmlns:v="urn:schemas-microsoft-com:vml" xmlns:wp14="http://schemas.microsoft.com/office/word/2010/wordprocessingDrawing" xmlns:wp="http://schemas.openxmlformats.org/drawingml/2006/wordprocessingDrawing" xmlns:w10="urn:schemas-microsoft-com:office:word" xmlns:w="http://schemas.openxmlformats.org/wordprocessingml/2006/main" xmlns:w14="http://schemas.microsoft.com/office/word/2010/wordml" xmlns:w15="http://schemas.microsoft.com/office/word/2012/wordml" xmlns:wpg="http://schemas.microsoft.com/office/word/2010/wordprocessingGroup" xmlns:wpi="http://schemas.microsoft.com/office/word/2010/wordprocessingInk" xmlns:wne="http://schemas.microsoft.com/office/word/2006/wordml" xmlns:wps="http://schemas.microsoft.com/office/word/2010/wordprocessingShape" xmlns:wpsCustomData="http://www.wps.cn/officeDocument/2013/wpsCustomData" mc:Ignorable="w14 w15 wp14">
   <w:p>
     <w:pPr>
-      <w:pStyle w:val="17"/>
+      <w:pStyle w:val="29"/>
     </w:pPr>
   </w:p>
 </w:ftr>
@@ -6297,7 +6301,7 @@
 <w:ftr xmlns:wpc="http://schemas.microsoft.com/office/word/2010/wordprocessingCanvas" xmlns:mc="http://schemas.openxmlformats.org/markup-compatibility/2006" xmlns:o="urn:schemas-microsoft-com:office:office" xmlns:r="http://schemas.openxmlformats.org/officeDocument/2006/relationships" xmlns:m="http://schemas.openxmlformats.org/officeDocument/2006/math" xmlns:v="urn:schemas-microsoft-com:vml" xmlns:wp14="http://schemas.microsoft.com/office/word/2010/wordprocessingDrawing" xmlns:wp="http://schemas.openxmlformats.org/drawingml/2006/wordprocessingDrawing" xmlns:w10="urn:schemas-microsoft-com:office:word" xmlns:w="http://schemas.openxmlformats.org/wordprocessingml/2006/main" xmlns:w14="http://schemas.microsoft.com/office/word/2010/wordml" xmlns:w15="http://schemas.microsoft.com/office/word/2012/wordml" xmlns:wpg="http://schemas.microsoft.com/office/word/2010/wordprocessingGroup" xmlns:wpi="http://schemas.microsoft.com/office/word/2010/wordprocessingInk" xmlns:wne="http://schemas.microsoft.com/office/word/2006/wordml" xmlns:wps="http://schemas.microsoft.com/office/word/2010/wordprocessingShape" xmlns:wpsCustomData="http://www.wps.cn/officeDocument/2013/wpsCustomData" mc:Ignorable="w14 w15 wp14">
   <w:p>
     <w:pPr>
-      <w:pStyle w:val="17"/>
+      <w:pStyle w:val="29"/>
       <w:jc w:val="center"/>
     </w:pPr>
   </w:p>
@@ -6559,7 +6563,7 @@
     <w:lsdException w:qFormat="1" w:uiPriority="99" w:semiHidden="0" w:name="annotation reference"/>
     <w:lsdException w:uiPriority="99" w:name="line number"/>
     <w:lsdException w:uiPriority="99" w:name="page number"/>
-    <w:lsdException w:unhideWhenUsed="0" w:uiPriority="0" w:semiHidden="0" w:name="endnote reference"/>
+    <w:lsdException w:qFormat="1" w:unhideWhenUsed="0" w:uiPriority="0" w:semiHidden="0" w:name="endnote reference"/>
     <w:lsdException w:unhideWhenUsed="0" w:uiPriority="0" w:semiHidden="0" w:name="endnote text"/>
     <w:lsdException w:uiPriority="99" w:name="table of authorities"/>
     <w:lsdException w:uiPriority="99" w:name="macro"/>
@@ -6602,8 +6606,8 @@
     <w:lsdException w:uiPriority="99" w:name="Body Text Indent 2"/>
     <w:lsdException w:uiPriority="99" w:name="Body Text Indent 3"/>
     <w:lsdException w:uiPriority="99" w:name="Block Text"/>
-    <w:lsdException w:unhideWhenUsed="0" w:uiPriority="0" w:semiHidden="0" w:name="Hyperlink"/>
-    <w:lsdException w:uiPriority="99" w:semiHidden="0" w:name="FollowedHyperlink"/>
+    <w:lsdException w:qFormat="1" w:unhideWhenUsed="0" w:uiPriority="0" w:semiHidden="0" w:name="Hyperlink"/>
+    <w:lsdException w:qFormat="1" w:uiPriority="99" w:semiHidden="0" w:name="FollowedHyperlink"/>
     <w:lsdException w:qFormat="1" w:unhideWhenUsed="0" w:uiPriority="22" w:semiHidden="0" w:name="Strong"/>
     <w:lsdException w:qFormat="1" w:unhideWhenUsed="0" w:uiPriority="0" w:semiHidden="0" w:name="Emphasis"/>
     <w:lsdException w:uiPriority="99" w:name="Document Map"/>
@@ -6667,105 +6671,7 @@
     <w:lsdException w:uiPriority="99" w:name="Balloon Text"/>
     <w:lsdException w:qFormat="1" w:unhideWhenUsed="0" w:uiPriority="59" w:semiHidden="0" w:name="Table Grid"/>
     <w:lsdException w:uiPriority="99" w:name="Table Theme"/>
-    <w:lsdException w:unhideWhenUsed="0" w:uiPriority="60" w:semiHidden="0" w:name="Light Shading"/>
-    <w:lsdException w:unhideWhenUsed="0" w:uiPriority="61" w:semiHidden="0" w:name="Light List"/>
-    <w:lsdException w:unhideWhenUsed="0" w:uiPriority="62" w:semiHidden="0" w:name="Light Grid"/>
-    <w:lsdException w:unhideWhenUsed="0" w:uiPriority="63" w:semiHidden="0" w:name="Medium Shading 1"/>
-    <w:lsdException w:unhideWhenUsed="0" w:uiPriority="64" w:semiHidden="0" w:name="Medium Shading 2"/>
-    <w:lsdException w:unhideWhenUsed="0" w:uiPriority="65" w:semiHidden="0" w:name="Medium List 1"/>
-    <w:lsdException w:unhideWhenUsed="0" w:uiPriority="66" w:semiHidden="0" w:name="Medium List 2"/>
-    <w:lsdException w:unhideWhenUsed="0" w:uiPriority="67" w:semiHidden="0" w:name="Medium Grid 1"/>
-    <w:lsdException w:unhideWhenUsed="0" w:uiPriority="68" w:semiHidden="0" w:name="Medium Grid 2"/>
-    <w:lsdException w:unhideWhenUsed="0" w:uiPriority="69" w:semiHidden="0" w:name="Medium Grid 3"/>
-    <w:lsdException w:unhideWhenUsed="0" w:uiPriority="70" w:semiHidden="0" w:name="Dark List"/>
-    <w:lsdException w:unhideWhenUsed="0" w:uiPriority="71" w:semiHidden="0" w:name="Colorful Shading"/>
-    <w:lsdException w:unhideWhenUsed="0" w:uiPriority="72" w:semiHidden="0" w:name="Colorful List"/>
-    <w:lsdException w:unhideWhenUsed="0" w:uiPriority="73" w:semiHidden="0" w:name="Colorful Grid"/>
-    <w:lsdException w:unhideWhenUsed="0" w:uiPriority="60" w:semiHidden="0" w:name="Light Shading Accent 1"/>
-    <w:lsdException w:unhideWhenUsed="0" w:uiPriority="61" w:semiHidden="0" w:name="Light List Accent 1"/>
-    <w:lsdException w:unhideWhenUsed="0" w:uiPriority="62" w:semiHidden="0" w:name="Light Grid Accent 1"/>
-    <w:lsdException w:unhideWhenUsed="0" w:uiPriority="63" w:semiHidden="0" w:name="Medium Shading 1 Accent 1"/>
-    <w:lsdException w:unhideWhenUsed="0" w:uiPriority="64" w:semiHidden="0" w:name="Medium Shading 2 Accent 1"/>
-    <w:lsdException w:unhideWhenUsed="0" w:uiPriority="65" w:semiHidden="0" w:name="Medium List 1 Accent 1"/>
     <w:lsdException w:qFormat="1" w:unhideWhenUsed="0" w:uiPriority="34" w:semiHidden="0" w:name="List Paragraph"/>
-    <w:lsdException w:unhideWhenUsed="0" w:uiPriority="66" w:semiHidden="0" w:name="Medium List 2 Accent 1"/>
-    <w:lsdException w:unhideWhenUsed="0" w:uiPriority="67" w:semiHidden="0" w:name="Medium Grid 1 Accent 1"/>
-    <w:lsdException w:unhideWhenUsed="0" w:uiPriority="68" w:semiHidden="0" w:name="Medium Grid 2 Accent 1"/>
-    <w:lsdException w:unhideWhenUsed="0" w:uiPriority="69" w:semiHidden="0" w:name="Medium Grid 3 Accent 1"/>
-    <w:lsdException w:unhideWhenUsed="0" w:uiPriority="70" w:semiHidden="0" w:name="Dark List Accent 1"/>
-    <w:lsdException w:unhideWhenUsed="0" w:uiPriority="71" w:semiHidden="0" w:name="Colorful Shading Accent 1"/>
-    <w:lsdException w:unhideWhenUsed="0" w:uiPriority="72" w:semiHidden="0" w:name="Colorful List Accent 1"/>
-    <w:lsdException w:unhideWhenUsed="0" w:uiPriority="73" w:semiHidden="0" w:name="Colorful Grid Accent 1"/>
-    <w:lsdException w:unhideWhenUsed="0" w:uiPriority="60" w:semiHidden="0" w:name="Light Shading Accent 2"/>
-    <w:lsdException w:unhideWhenUsed="0" w:uiPriority="61" w:semiHidden="0" w:name="Light List Accent 2"/>
-    <w:lsdException w:unhideWhenUsed="0" w:uiPriority="62" w:semiHidden="0" w:name="Light Grid Accent 2"/>
-    <w:lsdException w:unhideWhenUsed="0" w:uiPriority="63" w:semiHidden="0" w:name="Medium Shading 1 Accent 2"/>
-    <w:lsdException w:unhideWhenUsed="0" w:uiPriority="64" w:semiHidden="0" w:name="Medium Shading 2 Accent 2"/>
-    <w:lsdException w:unhideWhenUsed="0" w:uiPriority="65" w:semiHidden="0" w:name="Medium List 1 Accent 2"/>
-    <w:lsdException w:unhideWhenUsed="0" w:uiPriority="66" w:semiHidden="0" w:name="Medium List 2 Accent 2"/>
-    <w:lsdException w:unhideWhenUsed="0" w:uiPriority="67" w:semiHidden="0" w:name="Medium Grid 1 Accent 2"/>
-    <w:lsdException w:unhideWhenUsed="0" w:uiPriority="68" w:semiHidden="0" w:name="Medium Grid 2 Accent 2"/>
-    <w:lsdException w:unhideWhenUsed="0" w:uiPriority="69" w:semiHidden="0" w:name="Medium Grid 3 Accent 2"/>
-    <w:lsdException w:unhideWhenUsed="0" w:uiPriority="70" w:semiHidden="0" w:name="Dark List Accent 2"/>
-    <w:lsdException w:unhideWhenUsed="0" w:uiPriority="71" w:semiHidden="0" w:name="Colorful Shading Accent 2"/>
-    <w:lsdException w:unhideWhenUsed="0" w:uiPriority="72" w:semiHidden="0" w:name="Colorful List Accent 2"/>
-    <w:lsdException w:unhideWhenUsed="0" w:uiPriority="73" w:semiHidden="0" w:name="Colorful Grid Accent 2"/>
-    <w:lsdException w:unhideWhenUsed="0" w:uiPriority="60" w:semiHidden="0" w:name="Light Shading Accent 3"/>
-    <w:lsdException w:unhideWhenUsed="0" w:uiPriority="61" w:semiHidden="0" w:name="Light List Accent 3"/>
-    <w:lsdException w:unhideWhenUsed="0" w:uiPriority="62" w:semiHidden="0" w:name="Light Grid Accent 3"/>
-    <w:lsdException w:unhideWhenUsed="0" w:uiPriority="63" w:semiHidden="0" w:name="Medium Shading 1 Accent 3"/>
-    <w:lsdException w:unhideWhenUsed="0" w:uiPriority="64" w:semiHidden="0" w:name="Medium Shading 2 Accent 3"/>
-    <w:lsdException w:unhideWhenUsed="0" w:uiPriority="65" w:semiHidden="0" w:name="Medium List 1 Accent 3"/>
-    <w:lsdException w:unhideWhenUsed="0" w:uiPriority="66" w:semiHidden="0" w:name="Medium List 2 Accent 3"/>
-    <w:lsdException w:unhideWhenUsed="0" w:uiPriority="67" w:semiHidden="0" w:name="Medium Grid 1 Accent 3"/>
-    <w:lsdException w:unhideWhenUsed="0" w:uiPriority="68" w:semiHidden="0" w:name="Medium Grid 2 Accent 3"/>
-    <w:lsdException w:unhideWhenUsed="0" w:uiPriority="69" w:semiHidden="0" w:name="Medium Grid 3 Accent 3"/>
-    <w:lsdException w:unhideWhenUsed="0" w:uiPriority="70" w:semiHidden="0" w:name="Dark List Accent 3"/>
-    <w:lsdException w:unhideWhenUsed="0" w:uiPriority="71" w:semiHidden="0" w:name="Colorful Shading Accent 3"/>
-    <w:lsdException w:unhideWhenUsed="0" w:uiPriority="72" w:semiHidden="0" w:name="Colorful List Accent 3"/>
-    <w:lsdException w:unhideWhenUsed="0" w:uiPriority="73" w:semiHidden="0" w:name="Colorful Grid Accent 3"/>
-    <w:lsdException w:unhideWhenUsed="0" w:uiPriority="60" w:semiHidden="0" w:name="Light Shading Accent 4"/>
-    <w:lsdException w:unhideWhenUsed="0" w:uiPriority="61" w:semiHidden="0" w:name="Light List Accent 4"/>
-    <w:lsdException w:unhideWhenUsed="0" w:uiPriority="62" w:semiHidden="0" w:name="Light Grid Accent 4"/>
-    <w:lsdException w:unhideWhenUsed="0" w:uiPriority="63" w:semiHidden="0" w:name="Medium Shading 1 Accent 4"/>
-    <w:lsdException w:unhideWhenUsed="0" w:uiPriority="64" w:semiHidden="0" w:name="Medium Shading 2 Accent 4"/>
-    <w:lsdException w:unhideWhenUsed="0" w:uiPriority="65" w:semiHidden="0" w:name="Medium List 1 Accent 4"/>
-    <w:lsdException w:unhideWhenUsed="0" w:uiPriority="66" w:semiHidden="0" w:name="Medium List 2 Accent 4"/>
-    <w:lsdException w:unhideWhenUsed="0" w:uiPriority="67" w:semiHidden="0" w:name="Medium Grid 1 Accent 4"/>
-    <w:lsdException w:unhideWhenUsed="0" w:uiPriority="68" w:semiHidden="0" w:name="Medium Grid 2 Accent 4"/>
-    <w:lsdException w:unhideWhenUsed="0" w:uiPriority="69" w:semiHidden="0" w:name="Medium Grid 3 Accent 4"/>
-    <w:lsdException w:unhideWhenUsed="0" w:uiPriority="70" w:semiHidden="0" w:name="Dark List Accent 4"/>
-    <w:lsdException w:unhideWhenUsed="0" w:uiPriority="71" w:semiHidden="0" w:name="Colorful Shading Accent 4"/>
-    <w:lsdException w:unhideWhenUsed="0" w:uiPriority="72" w:semiHidden="0" w:name="Colorful List Accent 4"/>
-    <w:lsdException w:unhideWhenUsed="0" w:uiPriority="73" w:semiHidden="0" w:name="Colorful Grid Accent 4"/>
-    <w:lsdException w:unhideWhenUsed="0" w:uiPriority="60" w:semiHidden="0" w:name="Light Shading Accent 5"/>
-    <w:lsdException w:unhideWhenUsed="0" w:uiPriority="61" w:semiHidden="0" w:name="Light List Accent 5"/>
-    <w:lsdException w:unhideWhenUsed="0" w:uiPriority="62" w:semiHidden="0" w:name="Light Grid Accent 5"/>
-    <w:lsdException w:unhideWhenUsed="0" w:uiPriority="63" w:semiHidden="0" w:name="Medium Shading 1 Accent 5"/>
-    <w:lsdException w:unhideWhenUsed="0" w:uiPriority="64" w:semiHidden="0" w:name="Medium Shading 2 Accent 5"/>
-    <w:lsdException w:unhideWhenUsed="0" w:uiPriority="65" w:semiHidden="0" w:name="Medium List 1 Accent 5"/>
-    <w:lsdException w:unhideWhenUsed="0" w:uiPriority="66" w:semiHidden="0" w:name="Medium List 2 Accent 5"/>
-    <w:lsdException w:unhideWhenUsed="0" w:uiPriority="67" w:semiHidden="0" w:name="Medium Grid 1 Accent 5"/>
-    <w:lsdException w:unhideWhenUsed="0" w:uiPriority="68" w:semiHidden="0" w:name="Medium Grid 2 Accent 5"/>
-    <w:lsdException w:unhideWhenUsed="0" w:uiPriority="69" w:semiHidden="0" w:name="Medium Grid 3 Accent 5"/>
-    <w:lsdException w:unhideWhenUsed="0" w:uiPriority="70" w:semiHidden="0" w:name="Dark List Accent 5"/>
-    <w:lsdException w:unhideWhenUsed="0" w:uiPriority="71" w:semiHidden="0" w:name="Colorful Shading Accent 5"/>
-    <w:lsdException w:unhideWhenUsed="0" w:uiPriority="72" w:semiHidden="0" w:name="Colorful List Accent 5"/>
-    <w:lsdException w:unhideWhenUsed="0" w:uiPriority="73" w:semiHidden="0" w:name="Colorful Grid Accent 5"/>
-    <w:lsdException w:unhideWhenUsed="0" w:uiPriority="60" w:semiHidden="0" w:name="Light Shading Accent 6"/>
-    <w:lsdException w:unhideWhenUsed="0" w:uiPriority="61" w:semiHidden="0" w:name="Light List Accent 6"/>
-    <w:lsdException w:unhideWhenUsed="0" w:uiPriority="62" w:semiHidden="0" w:name="Light Grid Accent 6"/>
-    <w:lsdException w:unhideWhenUsed="0" w:uiPriority="63" w:semiHidden="0" w:name="Medium Shading 1 Accent 6"/>
-    <w:lsdException w:unhideWhenUsed="0" w:uiPriority="64" w:semiHidden="0" w:name="Medium Shading 2 Accent 6"/>
-    <w:lsdException w:unhideWhenUsed="0" w:uiPriority="65" w:semiHidden="0" w:name="Medium List 1 Accent 6"/>
-    <w:lsdException w:unhideWhenUsed="0" w:uiPriority="66" w:semiHidden="0" w:name="Medium List 2 Accent 6"/>
-    <w:lsdException w:unhideWhenUsed="0" w:uiPriority="67" w:semiHidden="0" w:name="Medium Grid 1 Accent 6"/>
-    <w:lsdException w:unhideWhenUsed="0" w:uiPriority="68" w:semiHidden="0" w:name="Medium Grid 2 Accent 6"/>
-    <w:lsdException w:unhideWhenUsed="0" w:uiPriority="69" w:semiHidden="0" w:name="Medium Grid 3 Accent 6"/>
-    <w:lsdException w:unhideWhenUsed="0" w:uiPriority="70" w:semiHidden="0" w:name="Dark List Accent 6"/>
-    <w:lsdException w:unhideWhenUsed="0" w:uiPriority="71" w:semiHidden="0" w:name="Colorful Shading Accent 6"/>
-    <w:lsdException w:unhideWhenUsed="0" w:uiPriority="72" w:semiHidden="0" w:name="Colorful List Accent 6"/>
-    <w:lsdException w:unhideWhenUsed="0" w:uiPriority="73" w:semiHidden="0" w:name="Colorful Grid Accent 6"/>
   </w:latentStyles>
   <w:style w:type="paragraph" w:default="1" w:styleId="1">
     <w:name w:val="Normal"/>
@@ -6962,16 +6868,26 @@
       </w:tblCellMar>
     </w:tblPr>
   </w:style>
-  <w:style w:type="paragraph" w:styleId="13">
-    <w:name w:val="Body Text"/>
-    <w:basedOn w:val="1"/>
+  <w:style w:type="character" w:styleId="13">
+    <w:name w:val="FollowedHyperlink"/>
+    <w:basedOn w:val="11"/>
+    <w:unhideWhenUsed/>
+    <w:qFormat/>
+    <w:uiPriority w:val="99"/>
+    <w:rPr>
+      <w:color w:val="800080"/>
+      <w:u w:val="single"/>
+    </w:rPr>
+  </w:style>
+  <w:style w:type="character" w:styleId="14">
+    <w:name w:val="footnote reference"/>
     <w:qFormat/>
     <w:uiPriority w:val="0"/>
-    <w:pPr>
-      <w:spacing w:after="140"/>
-    </w:pPr>
+    <w:rPr>
+      <w:vertAlign w:val="superscript"/>
+    </w:rPr>
   </w:style>
-  <w:style w:type="character" w:styleId="14">
+  <w:style w:type="character" w:styleId="15">
     <w:name w:val="annotation reference"/>
     <w:basedOn w:val="11"/>
     <w:unhideWhenUsed/>
@@ -6982,103 +6898,67 @@
       <w:szCs w:val="16"/>
     </w:rPr>
   </w:style>
-  <w:style w:type="character" w:styleId="15">
+  <w:style w:type="character" w:styleId="16">
     <w:name w:val="endnote reference"/>
-    <w:uiPriority w:val="0"/>
-    <w:rPr>
-      <w:vertAlign w:val="superscript"/>
-    </w:rPr>
-  </w:style>
-  <w:style w:type="character" w:styleId="16">
-    <w:name w:val="FollowedHyperlink"/>
-    <w:basedOn w:val="11"/>
-    <w:unhideWhenUsed/>
-    <w:uiPriority w:val="99"/>
-    <w:rPr>
-      <w:color w:val="800080"/>
-      <w:u w:val="single"/>
-    </w:rPr>
-  </w:style>
-  <w:style w:type="paragraph" w:styleId="17">
-    <w:name w:val="footer"/>
-    <w:basedOn w:val="1"/>
-    <w:unhideWhenUsed/>
-    <w:qFormat/>
-    <w:uiPriority w:val="99"/>
-    <w:pPr>
-      <w:tabs>
-        <w:tab w:val="center" w:pos="7143"/>
-        <w:tab w:val="right" w:pos="14287"/>
-      </w:tabs>
-      <w:spacing w:after="0" w:line="240" w:lineRule="auto"/>
-    </w:pPr>
-  </w:style>
-  <w:style w:type="character" w:styleId="18">
-    <w:name w:val="footnote reference"/>
     <w:qFormat/>
     <w:uiPriority w:val="0"/>
     <w:rPr>
       <w:vertAlign w:val="superscript"/>
     </w:rPr>
   </w:style>
-  <w:style w:type="character" w:styleId="19">
+  <w:style w:type="character" w:styleId="17">
     <w:name w:val="Hyperlink"/>
     <w:basedOn w:val="11"/>
+    <w:qFormat/>
     <w:uiPriority w:val="0"/>
     <w:rPr>
       <w:color w:val="0000FF"/>
       <w:u w:val="single"/>
     </w:rPr>
   </w:style>
+  <w:style w:type="paragraph" w:styleId="18">
+    <w:name w:val="toc 8"/>
+    <w:basedOn w:val="1"/>
+    <w:unhideWhenUsed/>
+    <w:qFormat/>
+    <w:uiPriority w:val="39"/>
+    <w:pPr>
+      <w:spacing w:after="57"/>
+      <w:ind w:left="1984"/>
+    </w:pPr>
+  </w:style>
+  <w:style w:type="paragraph" w:styleId="19">
+    <w:name w:val="toc 9"/>
+    <w:basedOn w:val="1"/>
+    <w:unhideWhenUsed/>
+    <w:qFormat/>
+    <w:uiPriority w:val="39"/>
+    <w:pPr>
+      <w:spacing w:after="57"/>
+      <w:ind w:left="2268"/>
+    </w:pPr>
+  </w:style>
   <w:style w:type="paragraph" w:styleId="20">
-    <w:name w:val="Subtitle"/>
+    <w:name w:val="toc 7"/>
+    <w:basedOn w:val="1"/>
+    <w:unhideWhenUsed/>
+    <w:qFormat/>
+    <w:uiPriority w:val="39"/>
+    <w:pPr>
+      <w:spacing w:after="57"/>
+      <w:ind w:left="1701"/>
+    </w:pPr>
+  </w:style>
+  <w:style w:type="paragraph" w:styleId="21">
+    <w:name w:val="Body Text"/>
     <w:basedOn w:val="1"/>
     <w:qFormat/>
-    <w:uiPriority w:val="11"/>
+    <w:uiPriority w:val="0"/>
     <w:pPr>
-      <w:spacing w:before="200"/>
+      <w:spacing w:after="140"/>
     </w:pPr>
-    <w:rPr>
-      <w:sz w:val="24"/>
-      <w:szCs w:val="24"/>
-    </w:rPr>
-  </w:style>
-  <w:style w:type="table" w:styleId="21">
-    <w:name w:val="Table Grid"/>
-    <w:basedOn w:val="12"/>
-    <w:qFormat/>
-    <w:uiPriority w:val="59"/>
-    <w:pPr>
-      <w:widowControl w:val="0"/>
-      <w:jc w:val="both"/>
-    </w:pPr>
-    <w:tblPr>
-      <w:tblBorders>
-        <w:top w:val="single" w:color="auto" w:sz="4" w:space="0"/>
-        <w:left w:val="single" w:color="auto" w:sz="4" w:space="0"/>
-        <w:bottom w:val="single" w:color="auto" w:sz="4" w:space="0"/>
-        <w:right w:val="single" w:color="auto" w:sz="4" w:space="0"/>
-        <w:insideH w:val="single" w:color="auto" w:sz="4" w:space="0"/>
-        <w:insideV w:val="single" w:color="auto" w:sz="4" w:space="0"/>
-      </w:tblBorders>
-    </w:tblPr>
   </w:style>
   <w:style w:type="paragraph" w:styleId="22">
-    <w:name w:val="Title"/>
-    <w:basedOn w:val="1"/>
-    <w:next w:val="13"/>
-    <w:qFormat/>
-    <w:uiPriority w:val="10"/>
-    <w:pPr>
-      <w:spacing w:before="300"/>
-      <w:contextualSpacing/>
-    </w:pPr>
-    <w:rPr>
-      <w:sz w:val="48"/>
-      <w:szCs w:val="48"/>
-    </w:rPr>
-  </w:style>
-  <w:style w:type="paragraph" w:styleId="23">
     <w:name w:val="toc 1"/>
     <w:basedOn w:val="1"/>
     <w:unhideWhenUsed/>
@@ -7088,7 +6968,29 @@
       <w:spacing w:after="57"/>
     </w:pPr>
   </w:style>
+  <w:style w:type="paragraph" w:styleId="23">
+    <w:name w:val="toc 6"/>
+    <w:basedOn w:val="1"/>
+    <w:unhideWhenUsed/>
+    <w:qFormat/>
+    <w:uiPriority w:val="39"/>
+    <w:pPr>
+      <w:spacing w:after="57"/>
+      <w:ind w:left="1417"/>
+    </w:pPr>
+  </w:style>
   <w:style w:type="paragraph" w:styleId="24">
+    <w:name w:val="toc 3"/>
+    <w:basedOn w:val="1"/>
+    <w:unhideWhenUsed/>
+    <w:qFormat/>
+    <w:uiPriority w:val="39"/>
+    <w:pPr>
+      <w:spacing w:after="57"/>
+      <w:ind w:left="567"/>
+    </w:pPr>
+  </w:style>
+  <w:style w:type="paragraph" w:styleId="25">
     <w:name w:val="toc 2"/>
     <w:basedOn w:val="1"/>
     <w:unhideWhenUsed/>
@@ -7097,17 +6999,6 @@
     <w:pPr>
       <w:spacing w:after="57"/>
       <w:ind w:left="283"/>
-    </w:pPr>
-  </w:style>
-  <w:style w:type="paragraph" w:styleId="25">
-    <w:name w:val="toc 3"/>
-    <w:basedOn w:val="1"/>
-    <w:unhideWhenUsed/>
-    <w:qFormat/>
-    <w:uiPriority w:val="39"/>
-    <w:pPr>
-      <w:spacing w:after="57"/>
-      <w:ind w:left="567"/>
     </w:pPr>
   </w:style>
   <w:style w:type="paragraph" w:styleId="26">
@@ -7133,48 +7024,66 @@
     </w:pPr>
   </w:style>
   <w:style w:type="paragraph" w:styleId="28">
-    <w:name w:val="toc 6"/>
+    <w:name w:val="Title"/>
+    <w:basedOn w:val="1"/>
+    <w:next w:val="21"/>
+    <w:qFormat/>
+    <w:uiPriority w:val="10"/>
+    <w:pPr>
+      <w:spacing w:before="300"/>
+      <w:contextualSpacing/>
+    </w:pPr>
+    <w:rPr>
+      <w:sz w:val="48"/>
+      <w:szCs w:val="48"/>
+    </w:rPr>
+  </w:style>
+  <w:style w:type="paragraph" w:styleId="29">
+    <w:name w:val="footer"/>
     <w:basedOn w:val="1"/>
     <w:unhideWhenUsed/>
     <w:qFormat/>
-    <w:uiPriority w:val="39"/>
+    <w:uiPriority w:val="99"/>
     <w:pPr>
-      <w:spacing w:after="57"/>
-      <w:ind w:left="1417"/>
-    </w:pPr>
-  </w:style>
-  <w:style w:type="paragraph" w:styleId="29">
-    <w:name w:val="toc 7"/>
-    <w:basedOn w:val="1"/>
-    <w:unhideWhenUsed/>
-    <w:qFormat/>
-    <w:uiPriority w:val="39"/>
-    <w:pPr>
-      <w:spacing w:after="57"/>
-      <w:ind w:left="1701"/>
+      <w:tabs>
+        <w:tab w:val="center" w:pos="7143"/>
+        <w:tab w:val="right" w:pos="14287"/>
+      </w:tabs>
+      <w:spacing w:after="0" w:line="240" w:lineRule="auto"/>
     </w:pPr>
   </w:style>
   <w:style w:type="paragraph" w:styleId="30">
-    <w:name w:val="toc 8"/>
+    <w:name w:val="Subtitle"/>
     <w:basedOn w:val="1"/>
-    <w:unhideWhenUsed/>
     <w:qFormat/>
-    <w:uiPriority w:val="39"/>
+    <w:uiPriority w:val="11"/>
     <w:pPr>
-      <w:spacing w:after="57"/>
-      <w:ind w:left="1984"/>
+      <w:spacing w:before="200"/>
     </w:pPr>
+    <w:rPr>
+      <w:sz w:val="24"/>
+      <w:szCs w:val="24"/>
+    </w:rPr>
   </w:style>
-  <w:style w:type="paragraph" w:styleId="31">
-    <w:name w:val="toc 9"/>
-    <w:basedOn w:val="1"/>
-    <w:unhideWhenUsed/>
+  <w:style w:type="table" w:styleId="31">
+    <w:name w:val="Table Grid"/>
+    <w:basedOn w:val="12"/>
     <w:qFormat/>
-    <w:uiPriority w:val="39"/>
+    <w:uiPriority w:val="59"/>
     <w:pPr>
-      <w:spacing w:after="57"/>
-      <w:ind w:left="2268"/>
+      <w:widowControl w:val="0"/>
+      <w:jc w:val="both"/>
     </w:pPr>
+    <w:tblPr>
+      <w:tblBorders>
+        <w:top w:val="single" w:color="auto" w:sz="4" w:space="0"/>
+        <w:left w:val="single" w:color="auto" w:sz="4" w:space="0"/>
+        <w:bottom w:val="single" w:color="auto" w:sz="4" w:space="0"/>
+        <w:right w:val="single" w:color="auto" w:sz="4" w:space="0"/>
+        <w:insideH w:val="single" w:color="auto" w:sz="4" w:space="0"/>
+        <w:insideV w:val="single" w:color="auto" w:sz="4" w:space="0"/>
+      </w:tblBorders>
+    </w:tblPr>
   </w:style>
   <w:style w:type="character" w:customStyle="1" w:styleId="32">
     <w:name w:val="Обычный текст (НИР)_character"/>
@@ -7383,6 +7292,7 @@
   <w:style w:type="paragraph" w:customStyle="1" w:styleId="47">
     <w:name w:val="Списки (НИР)"/>
     <w:basedOn w:val="36"/>
+    <w:qFormat/>
     <w:uiPriority w:val="0"/>
     <w:pPr>
       <w:numPr>
@@ -7406,6 +7316,7 @@
   <w:style w:type="paragraph" w:customStyle="1" w:styleId="49">
     <w:name w:val="Код (НИР)"/>
     <w:basedOn w:val="1"/>
+    <w:qFormat/>
     <w:uiPriority w:val="0"/>
     <w:pPr>
       <w:spacing w:after="0" w:line="240" w:lineRule="auto"/>
